--- a/_9/分章/28 第二十八章：录音带.docx
+++ b/_9/分章/28 第二十八章：录音带.docx
@@ -779,7 +779,7 @@
           <w:b w:val="0"/>
           <w:sz w:val="24"/>
         </w:rPr>
-        <w:t>抽屉里很空，只放着一枚边缘磨薄了的红十字别针。他把弗里茨的身份牌放在别针旁边，两样金属挨在一起，发出一声很轻的脆响。</w:t>
+        <w:t>抽屉里很空。他把弗里茨的身份牌放进去。</w:t>
       </w:r>
     </w:p>
     <w:p>

--- a/_9/分章/28 第二十八章：录音带.docx
+++ b/_9/分章/28 第二十八章：录音带.docx
@@ -779,7 +779,7 @@
           <w:b w:val="0"/>
           <w:sz w:val="24"/>
         </w:rPr>
-        <w:t>抽屉里很空。他把弗里茨的身份牌放进去。</w:t>
+        <w:t>抽屉里很空，只放着一枚边缘磨薄了的红十字别针。他把弗里茨的身份牌放在别针旁边。</w:t>
       </w:r>
     </w:p>
     <w:p>

--- a/_9/分章/28 第二十八章：录音带.docx
+++ b/_9/分章/28 第二十八章：录音带.docx
@@ -809,7 +809,7 @@
           <w:b w:val="0"/>
           <w:sz w:val="24"/>
         </w:rPr>
-        <w:t>他把另一只手套重新戴好，拉过下一份待确认的档案袋。机器坏了要修，人死了要登记。两件事用的都是同一双手。</w:t>
+        <w:t>他把另一只手套重新戴好，拉过下一份待确认的档案袋。机器坏了要修，人死了要登记。</w:t>
       </w:r>
     </w:p>
     <w:sectPr>
